--- a/исследование дешифрактора.docx
+++ b/исследование дешифрактора.docx
@@ -2,6 +2,11 @@
 <file path=word/document.xml><?xml version="1.0" encoding="utf-8"?>
 <w:document xmlns:wpc="http://schemas.microsoft.com/office/word/2010/wordprocessingCanvas" xmlns:mc="http://schemas.openxmlformats.org/markup-compatibility/2006" xmlns:o="urn:schemas-microsoft-com:office:office" xmlns:r="http://schemas.openxmlformats.org/officeDocument/2006/relationships" xmlns:m="http://schemas.openxmlformats.org/officeDocument/2006/math" xmlns:v="urn:schemas-microsoft-com:vml" xmlns:wp14="http://schemas.microsoft.com/office/word/2010/wordprocessingDrawing" xmlns:wp="http://schemas.openxmlformats.org/drawingml/2006/wordprocessingDrawing" xmlns:w10="urn:schemas-microsoft-com:office:word" xmlns:w="http://schemas.openxmlformats.org/wordprocessingml/2006/main" xmlns:w14="http://schemas.microsoft.com/office/word/2010/wordml" xmlns:w15="http://schemas.microsoft.com/office/word/2012/wordml" xmlns:wpg="http://schemas.microsoft.com/office/word/2010/wordprocessingGroup" xmlns:wpi="http://schemas.microsoft.com/office/word/2010/wordprocessingInk" xmlns:wne="http://schemas.microsoft.com/office/word/2006/wordml" xmlns:wps="http://schemas.microsoft.com/office/word/2010/wordprocessingShape" mc:Ignorable="w14 w15 wp14">
   <w:body>
+    <w:p>
+      <w:r>
+        <w:t>Комбинационные логические схемы</w:t>
+      </w:r>
+    </w:p>
     <w:p>
       <w:pPr>
         <w:pStyle w:val="a3"/>
@@ -7185,10 +7190,7 @@
         <w:ind w:left="360"/>
       </w:pPr>
       <w:r>
-        <w:t>1 – 2-</w:t>
-      </w:r>
-      <w:r>
-        <w:t>й провод</w:t>
+        <w:t>1 – 2-й провод</w:t>
       </w:r>
     </w:p>
     <w:p>
@@ -7196,16 +7198,7 @@
         <w:ind w:left="360"/>
       </w:pPr>
       <w:r>
-        <w:t xml:space="preserve">1 </w:t>
-      </w:r>
-      <w:r>
-        <w:t>-</w:t>
-      </w:r>
-      <w:r>
-        <w:t xml:space="preserve"> 3-</w:t>
-      </w:r>
-      <w:r>
-        <w:t>й провод</w:t>
+        <w:t>1 - 3-й провод</w:t>
       </w:r>
     </w:p>
     <w:p>
@@ -7213,10 +7206,7 @@
         <w:ind w:left="360"/>
       </w:pPr>
       <w:r>
-        <w:t>1 – 4-</w:t>
-      </w:r>
-      <w:r>
-        <w:t>й провод</w:t>
+        <w:t>1 – 4-й провод</w:t>
       </w:r>
     </w:p>
     <w:p>
@@ -7224,10 +7214,7 @@
         <w:ind w:left="360"/>
       </w:pPr>
       <w:r>
-        <w:t>0 – 5-</w:t>
-      </w:r>
-      <w:r>
-        <w:t>й провод</w:t>
+        <w:t>0 – 5-й провод</w:t>
       </w:r>
     </w:p>
     <w:p>
@@ -7235,10 +7222,7 @@
         <w:ind w:left="360"/>
       </w:pPr>
       <w:r>
-        <w:t>0 – 6-</w:t>
-      </w:r>
-      <w:r>
-        <w:t>й провод</w:t>
+        <w:t>0 – 6-й провод</w:t>
       </w:r>
     </w:p>
     <w:p>
@@ -7246,10 +7230,7 @@
         <w:ind w:left="360"/>
       </w:pPr>
       <w:r>
-        <w:t>1 – 7-</w:t>
-      </w:r>
-      <w:r>
-        <w:t>й провод</w:t>
+        <w:t>1 – 7-й провод</w:t>
       </w:r>
     </w:p>
     <w:p>
@@ -7265,6 +7246,7 @@
         <w:ind w:left="360"/>
       </w:pPr>
       <w:r>
+        <w:lastRenderedPageBreak/>
         <w:t>Преобразование параллельного кода последовательный называется мультиплексированием</w:t>
       </w:r>
     </w:p>
@@ -7273,7 +7255,1878 @@
         <w:ind w:left="360"/>
       </w:pPr>
       <w:r>
-        <w:t>Обратное преобразование - демультиплексированием</w:t>
+        <w:t xml:space="preserve">Обратное преобразование </w:t>
+      </w:r>
+      <w:r>
+        <w:t>–</w:t>
+      </w:r>
+      <w:r>
+        <w:t xml:space="preserve"> демультиплексированием</w:t>
+      </w:r>
+    </w:p>
+    <w:tbl>
+      <w:tblPr>
+        <w:tblStyle w:val="a4"/>
+        <w:tblW w:w="0" w:type="auto"/>
+        <w:tblInd w:w="360" w:type="dxa"/>
+        <w:tblLook w:val="04A0" w:firstRow="1" w:lastRow="0" w:firstColumn="1" w:lastColumn="0" w:noHBand="0" w:noVBand="1"/>
+      </w:tblPr>
+      <w:tblGrid>
+        <w:gridCol w:w="914"/>
+        <w:gridCol w:w="912"/>
+        <w:gridCol w:w="905"/>
+        <w:gridCol w:w="957"/>
+        <w:gridCol w:w="958"/>
+        <w:gridCol w:w="958"/>
+        <w:gridCol w:w="958"/>
+        <w:gridCol w:w="911"/>
+        <w:gridCol w:w="911"/>
+        <w:gridCol w:w="856"/>
+        <w:gridCol w:w="856"/>
+      </w:tblGrid>
+      <w:tr>
+        <w:tc>
+          <w:tcPr>
+            <w:tcW w:w="914" w:type="dxa"/>
+            <w:shd w:val="clear" w:color="auto" w:fill="FFCCCC"/>
+          </w:tcPr>
+          <w:p>
+            <w:pPr>
+              <w:rPr>
+                <w:lang w:val="en-US"/>
+              </w:rPr>
+            </w:pPr>
+            <w:r>
+              <w:rPr>
+                <w:lang w:val="en-US"/>
+              </w:rPr>
+              <w:t>A</w:t>
+            </w:r>
+          </w:p>
+        </w:tc>
+        <w:tc>
+          <w:tcPr>
+            <w:tcW w:w="912" w:type="dxa"/>
+            <w:shd w:val="clear" w:color="auto" w:fill="FFCCCC"/>
+          </w:tcPr>
+          <w:p>
+            <w:pPr>
+              <w:rPr>
+                <w:lang w:val="en-US"/>
+              </w:rPr>
+            </w:pPr>
+            <w:r>
+              <w:rPr>
+                <w:lang w:val="en-US"/>
+              </w:rPr>
+              <w:t>B</w:t>
+            </w:r>
+          </w:p>
+        </w:tc>
+        <w:tc>
+          <w:tcPr>
+            <w:tcW w:w="905" w:type="dxa"/>
+            <w:shd w:val="clear" w:color="auto" w:fill="FFCCCC"/>
+          </w:tcPr>
+          <w:p>
+            <w:pPr>
+              <w:rPr>
+                <w:lang w:val="en-US"/>
+              </w:rPr>
+            </w:pPr>
+            <w:r>
+              <w:rPr>
+                <w:lang w:val="en-US"/>
+              </w:rPr>
+              <w:t>C</w:t>
+            </w:r>
+          </w:p>
+        </w:tc>
+        <w:tc>
+          <w:tcPr>
+            <w:tcW w:w="957" w:type="dxa"/>
+            <w:shd w:val="clear" w:color="auto" w:fill="FFCCCC"/>
+          </w:tcPr>
+          <w:p>
+            <w:pPr>
+              <w:rPr>
+                <w:lang w:val="en-US"/>
+              </w:rPr>
+            </w:pPr>
+            <w:r>
+              <w:rPr>
+                <w:lang w:val="en-US"/>
+              </w:rPr>
+              <w:t>Y0</w:t>
+            </w:r>
+          </w:p>
+        </w:tc>
+        <w:tc>
+          <w:tcPr>
+            <w:tcW w:w="958" w:type="dxa"/>
+            <w:shd w:val="clear" w:color="auto" w:fill="FFCCCC"/>
+          </w:tcPr>
+          <w:p>
+            <w:pPr>
+              <w:rPr>
+                <w:lang w:val="en-US"/>
+              </w:rPr>
+            </w:pPr>
+            <w:r>
+              <w:rPr>
+                <w:lang w:val="en-US"/>
+              </w:rPr>
+              <w:t>Y1</w:t>
+            </w:r>
+          </w:p>
+        </w:tc>
+        <w:tc>
+          <w:tcPr>
+            <w:tcW w:w="958" w:type="dxa"/>
+            <w:shd w:val="clear" w:color="auto" w:fill="FFCCCC"/>
+          </w:tcPr>
+          <w:p>
+            <w:pPr>
+              <w:rPr>
+                <w:lang w:val="en-US"/>
+              </w:rPr>
+            </w:pPr>
+            <w:r>
+              <w:rPr>
+                <w:lang w:val="en-US"/>
+              </w:rPr>
+              <w:t>Y2</w:t>
+            </w:r>
+          </w:p>
+        </w:tc>
+        <w:tc>
+          <w:tcPr>
+            <w:tcW w:w="958" w:type="dxa"/>
+            <w:shd w:val="clear" w:color="auto" w:fill="FFCCCC"/>
+          </w:tcPr>
+          <w:p>
+            <w:pPr>
+              <w:rPr>
+                <w:lang w:val="en-US"/>
+              </w:rPr>
+            </w:pPr>
+            <w:r>
+              <w:rPr>
+                <w:lang w:val="en-US"/>
+              </w:rPr>
+              <w:t>Y3</w:t>
+            </w:r>
+          </w:p>
+        </w:tc>
+        <w:tc>
+          <w:tcPr>
+            <w:tcW w:w="911" w:type="dxa"/>
+            <w:shd w:val="clear" w:color="auto" w:fill="FFCCCC"/>
+          </w:tcPr>
+          <w:p>
+            <w:pPr>
+              <w:rPr>
+                <w:lang w:val="en-US"/>
+              </w:rPr>
+            </w:pPr>
+            <w:r>
+              <w:rPr>
+                <w:lang w:val="en-US"/>
+              </w:rPr>
+              <w:t>Y4</w:t>
+            </w:r>
+          </w:p>
+        </w:tc>
+        <w:tc>
+          <w:tcPr>
+            <w:tcW w:w="911" w:type="dxa"/>
+            <w:shd w:val="clear" w:color="auto" w:fill="FFCCCC"/>
+          </w:tcPr>
+          <w:p>
+            <w:pPr>
+              <w:rPr>
+                <w:lang w:val="en-US"/>
+              </w:rPr>
+            </w:pPr>
+            <w:r>
+              <w:rPr>
+                <w:lang w:val="en-US"/>
+              </w:rPr>
+              <w:t>Y5</w:t>
+            </w:r>
+          </w:p>
+        </w:tc>
+        <w:tc>
+          <w:tcPr>
+            <w:tcW w:w="856" w:type="dxa"/>
+            <w:shd w:val="clear" w:color="auto" w:fill="FFCCCC"/>
+          </w:tcPr>
+          <w:p>
+            <w:pPr>
+              <w:rPr>
+                <w:lang w:val="en-US"/>
+              </w:rPr>
+            </w:pPr>
+            <w:r>
+              <w:rPr>
+                <w:lang w:val="en-US"/>
+              </w:rPr>
+              <w:t>Y6</w:t>
+            </w:r>
+          </w:p>
+        </w:tc>
+        <w:tc>
+          <w:tcPr>
+            <w:tcW w:w="856" w:type="dxa"/>
+            <w:shd w:val="clear" w:color="auto" w:fill="FFCCCC"/>
+          </w:tcPr>
+          <w:p>
+            <w:pPr>
+              <w:rPr>
+                <w:lang w:val="en-US"/>
+              </w:rPr>
+            </w:pPr>
+            <w:r>
+              <w:rPr>
+                <w:lang w:val="en-US"/>
+              </w:rPr>
+              <w:t>Y7</w:t>
+            </w:r>
+          </w:p>
+        </w:tc>
+      </w:tr>
+      <w:tr>
+        <w:tc>
+          <w:tcPr>
+            <w:tcW w:w="914" w:type="dxa"/>
+          </w:tcPr>
+          <w:p>
+            <w:pPr>
+              <w:rPr>
+                <w:lang w:val="en-US"/>
+              </w:rPr>
+            </w:pPr>
+            <w:r>
+              <w:rPr>
+                <w:lang w:val="en-US"/>
+              </w:rPr>
+              <w:t>0</w:t>
+            </w:r>
+          </w:p>
+        </w:tc>
+        <w:tc>
+          <w:tcPr>
+            <w:tcW w:w="912" w:type="dxa"/>
+          </w:tcPr>
+          <w:p>
+            <w:pPr>
+              <w:rPr>
+                <w:lang w:val="en-US"/>
+              </w:rPr>
+            </w:pPr>
+            <w:r>
+              <w:rPr>
+                <w:lang w:val="en-US"/>
+              </w:rPr>
+              <w:t>0</w:t>
+            </w:r>
+          </w:p>
+        </w:tc>
+        <w:tc>
+          <w:tcPr>
+            <w:tcW w:w="905" w:type="dxa"/>
+          </w:tcPr>
+          <w:p>
+            <w:pPr>
+              <w:rPr>
+                <w:lang w:val="en-US"/>
+              </w:rPr>
+            </w:pPr>
+            <w:r>
+              <w:rPr>
+                <w:lang w:val="en-US"/>
+              </w:rPr>
+              <w:t>0</w:t>
+            </w:r>
+          </w:p>
+        </w:tc>
+        <w:tc>
+          <w:tcPr>
+            <w:tcW w:w="957" w:type="dxa"/>
+            <w:shd w:val="clear" w:color="auto" w:fill="FFCCCC"/>
+          </w:tcPr>
+          <w:p>
+            <w:pPr>
+              <w:rPr>
+                <w:lang w:val="en-US"/>
+              </w:rPr>
+            </w:pPr>
+            <w:r>
+              <w:rPr>
+                <w:lang w:val="en-US"/>
+              </w:rPr>
+              <w:t>G</w:t>
+            </w:r>
+          </w:p>
+        </w:tc>
+        <w:tc>
+          <w:tcPr>
+            <w:tcW w:w="958" w:type="dxa"/>
+          </w:tcPr>
+          <w:p>
+            <w:pPr>
+              <w:rPr>
+                <w:lang w:val="en-US"/>
+              </w:rPr>
+            </w:pPr>
+            <w:r>
+              <w:rPr>
+                <w:lang w:val="en-US"/>
+              </w:rPr>
+              <w:t>0</w:t>
+            </w:r>
+          </w:p>
+        </w:tc>
+        <w:tc>
+          <w:tcPr>
+            <w:tcW w:w="958" w:type="dxa"/>
+          </w:tcPr>
+          <w:p>
+            <w:pPr>
+              <w:rPr>
+                <w:lang w:val="en-US"/>
+              </w:rPr>
+            </w:pPr>
+            <w:r>
+              <w:rPr>
+                <w:lang w:val="en-US"/>
+              </w:rPr>
+              <w:t>0</w:t>
+            </w:r>
+          </w:p>
+        </w:tc>
+        <w:tc>
+          <w:tcPr>
+            <w:tcW w:w="958" w:type="dxa"/>
+          </w:tcPr>
+          <w:p>
+            <w:pPr>
+              <w:rPr>
+                <w:lang w:val="en-US"/>
+              </w:rPr>
+            </w:pPr>
+            <w:r>
+              <w:rPr>
+                <w:lang w:val="en-US"/>
+              </w:rPr>
+              <w:t>0</w:t>
+            </w:r>
+          </w:p>
+        </w:tc>
+        <w:tc>
+          <w:tcPr>
+            <w:tcW w:w="911" w:type="dxa"/>
+          </w:tcPr>
+          <w:p>
+            <w:pPr>
+              <w:rPr>
+                <w:lang w:val="en-US"/>
+              </w:rPr>
+            </w:pPr>
+            <w:r>
+              <w:rPr>
+                <w:lang w:val="en-US"/>
+              </w:rPr>
+              <w:t>0</w:t>
+            </w:r>
+          </w:p>
+        </w:tc>
+        <w:tc>
+          <w:tcPr>
+            <w:tcW w:w="911" w:type="dxa"/>
+          </w:tcPr>
+          <w:p>
+            <w:pPr>
+              <w:rPr>
+                <w:lang w:val="en-US"/>
+              </w:rPr>
+            </w:pPr>
+            <w:r>
+              <w:rPr>
+                <w:lang w:val="en-US"/>
+              </w:rPr>
+              <w:t>0</w:t>
+            </w:r>
+          </w:p>
+        </w:tc>
+        <w:tc>
+          <w:tcPr>
+            <w:tcW w:w="856" w:type="dxa"/>
+          </w:tcPr>
+          <w:p>
+            <w:pPr>
+              <w:rPr>
+                <w:lang w:val="en-US"/>
+              </w:rPr>
+            </w:pPr>
+            <w:r>
+              <w:rPr>
+                <w:lang w:val="en-US"/>
+              </w:rPr>
+              <w:t>0</w:t>
+            </w:r>
+          </w:p>
+        </w:tc>
+        <w:tc>
+          <w:tcPr>
+            <w:tcW w:w="856" w:type="dxa"/>
+          </w:tcPr>
+          <w:p>
+            <w:pPr>
+              <w:rPr>
+                <w:lang w:val="en-US"/>
+              </w:rPr>
+            </w:pPr>
+            <w:r>
+              <w:rPr>
+                <w:lang w:val="en-US"/>
+              </w:rPr>
+              <w:t>0</w:t>
+            </w:r>
+          </w:p>
+        </w:tc>
+      </w:tr>
+      <w:tr>
+        <w:tc>
+          <w:tcPr>
+            <w:tcW w:w="914" w:type="dxa"/>
+          </w:tcPr>
+          <w:p>
+            <w:pPr>
+              <w:rPr>
+                <w:lang w:val="en-US"/>
+              </w:rPr>
+            </w:pPr>
+            <w:r>
+              <w:rPr>
+                <w:lang w:val="en-US"/>
+              </w:rPr>
+              <w:t>0</w:t>
+            </w:r>
+          </w:p>
+        </w:tc>
+        <w:tc>
+          <w:tcPr>
+            <w:tcW w:w="912" w:type="dxa"/>
+          </w:tcPr>
+          <w:p>
+            <w:pPr>
+              <w:rPr>
+                <w:lang w:val="en-US"/>
+              </w:rPr>
+            </w:pPr>
+            <w:r>
+              <w:rPr>
+                <w:lang w:val="en-US"/>
+              </w:rPr>
+              <w:t>0</w:t>
+            </w:r>
+          </w:p>
+        </w:tc>
+        <w:tc>
+          <w:tcPr>
+            <w:tcW w:w="905" w:type="dxa"/>
+          </w:tcPr>
+          <w:p>
+            <w:pPr>
+              <w:rPr>
+                <w:lang w:val="en-US"/>
+              </w:rPr>
+            </w:pPr>
+            <w:r>
+              <w:rPr>
+                <w:lang w:val="en-US"/>
+              </w:rPr>
+              <w:t>1</w:t>
+            </w:r>
+          </w:p>
+        </w:tc>
+        <w:tc>
+          <w:tcPr>
+            <w:tcW w:w="957" w:type="dxa"/>
+          </w:tcPr>
+          <w:p>
+            <w:pPr>
+              <w:rPr>
+                <w:lang w:val="en-US"/>
+              </w:rPr>
+            </w:pPr>
+            <w:r>
+              <w:rPr>
+                <w:lang w:val="en-US"/>
+              </w:rPr>
+              <w:t>0</w:t>
+            </w:r>
+          </w:p>
+        </w:tc>
+        <w:tc>
+          <w:tcPr>
+            <w:tcW w:w="958" w:type="dxa"/>
+            <w:shd w:val="clear" w:color="auto" w:fill="FFCCCC"/>
+          </w:tcPr>
+          <w:p>
+            <w:pPr>
+              <w:rPr>
+                <w:lang w:val="en-US"/>
+              </w:rPr>
+            </w:pPr>
+            <w:r>
+              <w:rPr>
+                <w:lang w:val="en-US"/>
+              </w:rPr>
+              <w:t>G</w:t>
+            </w:r>
+          </w:p>
+        </w:tc>
+        <w:tc>
+          <w:tcPr>
+            <w:tcW w:w="958" w:type="dxa"/>
+          </w:tcPr>
+          <w:p>
+            <w:pPr>
+              <w:rPr>
+                <w:lang w:val="en-US"/>
+              </w:rPr>
+            </w:pPr>
+            <w:r>
+              <w:rPr>
+                <w:lang w:val="en-US"/>
+              </w:rPr>
+              <w:t>0</w:t>
+            </w:r>
+          </w:p>
+        </w:tc>
+        <w:tc>
+          <w:tcPr>
+            <w:tcW w:w="958" w:type="dxa"/>
+          </w:tcPr>
+          <w:p>
+            <w:pPr>
+              <w:rPr>
+                <w:lang w:val="en-US"/>
+              </w:rPr>
+            </w:pPr>
+            <w:r>
+              <w:rPr>
+                <w:lang w:val="en-US"/>
+              </w:rPr>
+              <w:t>0</w:t>
+            </w:r>
+          </w:p>
+        </w:tc>
+        <w:tc>
+          <w:tcPr>
+            <w:tcW w:w="911" w:type="dxa"/>
+          </w:tcPr>
+          <w:p>
+            <w:pPr>
+              <w:rPr>
+                <w:lang w:val="en-US"/>
+              </w:rPr>
+            </w:pPr>
+            <w:r>
+              <w:rPr>
+                <w:lang w:val="en-US"/>
+              </w:rPr>
+              <w:t>0</w:t>
+            </w:r>
+          </w:p>
+        </w:tc>
+        <w:tc>
+          <w:tcPr>
+            <w:tcW w:w="911" w:type="dxa"/>
+          </w:tcPr>
+          <w:p>
+            <w:pPr>
+              <w:rPr>
+                <w:lang w:val="en-US"/>
+              </w:rPr>
+            </w:pPr>
+            <w:r>
+              <w:rPr>
+                <w:lang w:val="en-US"/>
+              </w:rPr>
+              <w:t>0</w:t>
+            </w:r>
+          </w:p>
+        </w:tc>
+        <w:tc>
+          <w:tcPr>
+            <w:tcW w:w="856" w:type="dxa"/>
+          </w:tcPr>
+          <w:p>
+            <w:pPr>
+              <w:rPr>
+                <w:lang w:val="en-US"/>
+              </w:rPr>
+            </w:pPr>
+            <w:r>
+              <w:rPr>
+                <w:lang w:val="en-US"/>
+              </w:rPr>
+              <w:t>0</w:t>
+            </w:r>
+          </w:p>
+        </w:tc>
+        <w:tc>
+          <w:tcPr>
+            <w:tcW w:w="856" w:type="dxa"/>
+          </w:tcPr>
+          <w:p>
+            <w:pPr>
+              <w:rPr>
+                <w:lang w:val="en-US"/>
+              </w:rPr>
+            </w:pPr>
+            <w:r>
+              <w:rPr>
+                <w:lang w:val="en-US"/>
+              </w:rPr>
+              <w:t>0</w:t>
+            </w:r>
+          </w:p>
+        </w:tc>
+      </w:tr>
+      <w:tr>
+        <w:tc>
+          <w:tcPr>
+            <w:tcW w:w="914" w:type="dxa"/>
+          </w:tcPr>
+          <w:p>
+            <w:pPr>
+              <w:rPr>
+                <w:lang w:val="en-US"/>
+              </w:rPr>
+            </w:pPr>
+            <w:r>
+              <w:rPr>
+                <w:lang w:val="en-US"/>
+              </w:rPr>
+              <w:t>0</w:t>
+            </w:r>
+          </w:p>
+        </w:tc>
+        <w:tc>
+          <w:tcPr>
+            <w:tcW w:w="912" w:type="dxa"/>
+          </w:tcPr>
+          <w:p>
+            <w:pPr>
+              <w:rPr>
+                <w:lang w:val="en-US"/>
+              </w:rPr>
+            </w:pPr>
+            <w:r>
+              <w:rPr>
+                <w:lang w:val="en-US"/>
+              </w:rPr>
+              <w:t>1</w:t>
+            </w:r>
+          </w:p>
+        </w:tc>
+        <w:tc>
+          <w:tcPr>
+            <w:tcW w:w="905" w:type="dxa"/>
+          </w:tcPr>
+          <w:p>
+            <w:pPr>
+              <w:rPr>
+                <w:lang w:val="en-US"/>
+              </w:rPr>
+            </w:pPr>
+            <w:r>
+              <w:rPr>
+                <w:lang w:val="en-US"/>
+              </w:rPr>
+              <w:t>0</w:t>
+            </w:r>
+          </w:p>
+        </w:tc>
+        <w:tc>
+          <w:tcPr>
+            <w:tcW w:w="957" w:type="dxa"/>
+          </w:tcPr>
+          <w:p>
+            <w:pPr>
+              <w:rPr>
+                <w:lang w:val="en-US"/>
+              </w:rPr>
+            </w:pPr>
+            <w:r>
+              <w:rPr>
+                <w:lang w:val="en-US"/>
+              </w:rPr>
+              <w:t>0</w:t>
+            </w:r>
+          </w:p>
+        </w:tc>
+        <w:tc>
+          <w:tcPr>
+            <w:tcW w:w="958" w:type="dxa"/>
+          </w:tcPr>
+          <w:p>
+            <w:pPr>
+              <w:rPr>
+                <w:lang w:val="en-US"/>
+              </w:rPr>
+            </w:pPr>
+            <w:r>
+              <w:rPr>
+                <w:lang w:val="en-US"/>
+              </w:rPr>
+              <w:t>0</w:t>
+            </w:r>
+          </w:p>
+        </w:tc>
+        <w:tc>
+          <w:tcPr>
+            <w:tcW w:w="958" w:type="dxa"/>
+            <w:shd w:val="clear" w:color="auto" w:fill="FFCCCC"/>
+          </w:tcPr>
+          <w:p>
+            <w:pPr>
+              <w:rPr>
+                <w:lang w:val="en-US"/>
+              </w:rPr>
+            </w:pPr>
+            <w:r>
+              <w:rPr>
+                <w:lang w:val="en-US"/>
+              </w:rPr>
+              <w:t>G</w:t>
+            </w:r>
+          </w:p>
+        </w:tc>
+        <w:tc>
+          <w:tcPr>
+            <w:tcW w:w="958" w:type="dxa"/>
+          </w:tcPr>
+          <w:p>
+            <w:pPr>
+              <w:rPr>
+                <w:lang w:val="en-US"/>
+              </w:rPr>
+            </w:pPr>
+            <w:r>
+              <w:rPr>
+                <w:lang w:val="en-US"/>
+              </w:rPr>
+              <w:t>0</w:t>
+            </w:r>
+          </w:p>
+        </w:tc>
+        <w:tc>
+          <w:tcPr>
+            <w:tcW w:w="911" w:type="dxa"/>
+          </w:tcPr>
+          <w:p>
+            <w:pPr>
+              <w:rPr>
+                <w:lang w:val="en-US"/>
+              </w:rPr>
+            </w:pPr>
+            <w:r>
+              <w:rPr>
+                <w:lang w:val="en-US"/>
+              </w:rPr>
+              <w:t>0</w:t>
+            </w:r>
+          </w:p>
+        </w:tc>
+        <w:tc>
+          <w:tcPr>
+            <w:tcW w:w="911" w:type="dxa"/>
+          </w:tcPr>
+          <w:p>
+            <w:pPr>
+              <w:rPr>
+                <w:lang w:val="en-US"/>
+              </w:rPr>
+            </w:pPr>
+            <w:r>
+              <w:rPr>
+                <w:lang w:val="en-US"/>
+              </w:rPr>
+              <w:t>0</w:t>
+            </w:r>
+          </w:p>
+        </w:tc>
+        <w:tc>
+          <w:tcPr>
+            <w:tcW w:w="856" w:type="dxa"/>
+          </w:tcPr>
+          <w:p>
+            <w:pPr>
+              <w:rPr>
+                <w:lang w:val="en-US"/>
+              </w:rPr>
+            </w:pPr>
+            <w:r>
+              <w:rPr>
+                <w:lang w:val="en-US"/>
+              </w:rPr>
+              <w:t>0</w:t>
+            </w:r>
+          </w:p>
+        </w:tc>
+        <w:tc>
+          <w:tcPr>
+            <w:tcW w:w="856" w:type="dxa"/>
+          </w:tcPr>
+          <w:p>
+            <w:pPr>
+              <w:rPr>
+                <w:lang w:val="en-US"/>
+              </w:rPr>
+            </w:pPr>
+            <w:r>
+              <w:rPr>
+                <w:lang w:val="en-US"/>
+              </w:rPr>
+              <w:t>0</w:t>
+            </w:r>
+          </w:p>
+        </w:tc>
+      </w:tr>
+      <w:tr>
+        <w:tc>
+          <w:tcPr>
+            <w:tcW w:w="914" w:type="dxa"/>
+          </w:tcPr>
+          <w:p>
+            <w:pPr>
+              <w:rPr>
+                <w:lang w:val="en-US"/>
+              </w:rPr>
+            </w:pPr>
+            <w:r>
+              <w:rPr>
+                <w:lang w:val="en-US"/>
+              </w:rPr>
+              <w:t>0</w:t>
+            </w:r>
+          </w:p>
+        </w:tc>
+        <w:tc>
+          <w:tcPr>
+            <w:tcW w:w="912" w:type="dxa"/>
+          </w:tcPr>
+          <w:p>
+            <w:pPr>
+              <w:rPr>
+                <w:lang w:val="en-US"/>
+              </w:rPr>
+            </w:pPr>
+            <w:r>
+              <w:rPr>
+                <w:lang w:val="en-US"/>
+              </w:rPr>
+              <w:t>1</w:t>
+            </w:r>
+          </w:p>
+        </w:tc>
+        <w:tc>
+          <w:tcPr>
+            <w:tcW w:w="905" w:type="dxa"/>
+          </w:tcPr>
+          <w:p>
+            <w:pPr>
+              <w:rPr>
+                <w:lang w:val="en-US"/>
+              </w:rPr>
+            </w:pPr>
+            <w:r>
+              <w:rPr>
+                <w:lang w:val="en-US"/>
+              </w:rPr>
+              <w:t>1</w:t>
+            </w:r>
+          </w:p>
+        </w:tc>
+        <w:tc>
+          <w:tcPr>
+            <w:tcW w:w="957" w:type="dxa"/>
+          </w:tcPr>
+          <w:p>
+            <w:pPr>
+              <w:rPr>
+                <w:lang w:val="en-US"/>
+              </w:rPr>
+            </w:pPr>
+            <w:r>
+              <w:rPr>
+                <w:lang w:val="en-US"/>
+              </w:rPr>
+              <w:t>0</w:t>
+            </w:r>
+          </w:p>
+        </w:tc>
+        <w:tc>
+          <w:tcPr>
+            <w:tcW w:w="958" w:type="dxa"/>
+          </w:tcPr>
+          <w:p>
+            <w:pPr>
+              <w:rPr>
+                <w:lang w:val="en-US"/>
+              </w:rPr>
+            </w:pPr>
+            <w:r>
+              <w:rPr>
+                <w:lang w:val="en-US"/>
+              </w:rPr>
+              <w:t>0</w:t>
+            </w:r>
+          </w:p>
+        </w:tc>
+        <w:tc>
+          <w:tcPr>
+            <w:tcW w:w="958" w:type="dxa"/>
+          </w:tcPr>
+          <w:p>
+            <w:pPr>
+              <w:rPr>
+                <w:lang w:val="en-US"/>
+              </w:rPr>
+            </w:pPr>
+            <w:r>
+              <w:rPr>
+                <w:lang w:val="en-US"/>
+              </w:rPr>
+              <w:t>0</w:t>
+            </w:r>
+          </w:p>
+        </w:tc>
+        <w:tc>
+          <w:tcPr>
+            <w:tcW w:w="958" w:type="dxa"/>
+            <w:shd w:val="clear" w:color="auto" w:fill="FFCCCC"/>
+          </w:tcPr>
+          <w:p>
+            <w:pPr>
+              <w:rPr>
+                <w:lang w:val="en-US"/>
+              </w:rPr>
+            </w:pPr>
+            <w:r>
+              <w:rPr>
+                <w:lang w:val="en-US"/>
+              </w:rPr>
+              <w:t>G</w:t>
+            </w:r>
+          </w:p>
+        </w:tc>
+        <w:tc>
+          <w:tcPr>
+            <w:tcW w:w="911" w:type="dxa"/>
+          </w:tcPr>
+          <w:p>
+            <w:pPr>
+              <w:rPr>
+                <w:lang w:val="en-US"/>
+              </w:rPr>
+            </w:pPr>
+            <w:r>
+              <w:rPr>
+                <w:lang w:val="en-US"/>
+              </w:rPr>
+              <w:t>0</w:t>
+            </w:r>
+          </w:p>
+        </w:tc>
+        <w:tc>
+          <w:tcPr>
+            <w:tcW w:w="911" w:type="dxa"/>
+          </w:tcPr>
+          <w:p>
+            <w:pPr>
+              <w:rPr>
+                <w:lang w:val="en-US"/>
+              </w:rPr>
+            </w:pPr>
+            <w:r>
+              <w:rPr>
+                <w:lang w:val="en-US"/>
+              </w:rPr>
+              <w:t>0</w:t>
+            </w:r>
+          </w:p>
+        </w:tc>
+        <w:tc>
+          <w:tcPr>
+            <w:tcW w:w="856" w:type="dxa"/>
+          </w:tcPr>
+          <w:p>
+            <w:pPr>
+              <w:rPr>
+                <w:lang w:val="en-US"/>
+              </w:rPr>
+            </w:pPr>
+            <w:r>
+              <w:rPr>
+                <w:lang w:val="en-US"/>
+              </w:rPr>
+              <w:t>0</w:t>
+            </w:r>
+          </w:p>
+        </w:tc>
+        <w:tc>
+          <w:tcPr>
+            <w:tcW w:w="856" w:type="dxa"/>
+          </w:tcPr>
+          <w:p>
+            <w:pPr>
+              <w:rPr>
+                <w:lang w:val="en-US"/>
+              </w:rPr>
+            </w:pPr>
+            <w:r>
+              <w:rPr>
+                <w:lang w:val="en-US"/>
+              </w:rPr>
+              <w:t>0</w:t>
+            </w:r>
+          </w:p>
+        </w:tc>
+      </w:tr>
+      <w:tr>
+        <w:tc>
+          <w:tcPr>
+            <w:tcW w:w="914" w:type="dxa"/>
+          </w:tcPr>
+          <w:p>
+            <w:pPr>
+              <w:rPr>
+                <w:lang w:val="en-US"/>
+              </w:rPr>
+            </w:pPr>
+            <w:r>
+              <w:rPr>
+                <w:lang w:val="en-US"/>
+              </w:rPr>
+              <w:t>1</w:t>
+            </w:r>
+          </w:p>
+        </w:tc>
+        <w:tc>
+          <w:tcPr>
+            <w:tcW w:w="912" w:type="dxa"/>
+          </w:tcPr>
+          <w:p>
+            <w:pPr>
+              <w:rPr>
+                <w:lang w:val="en-US"/>
+              </w:rPr>
+            </w:pPr>
+            <w:r>
+              <w:rPr>
+                <w:lang w:val="en-US"/>
+              </w:rPr>
+              <w:t>0</w:t>
+            </w:r>
+          </w:p>
+        </w:tc>
+        <w:tc>
+          <w:tcPr>
+            <w:tcW w:w="905" w:type="dxa"/>
+          </w:tcPr>
+          <w:p>
+            <w:pPr>
+              <w:rPr>
+                <w:lang w:val="en-US"/>
+              </w:rPr>
+            </w:pPr>
+            <w:r>
+              <w:rPr>
+                <w:lang w:val="en-US"/>
+              </w:rPr>
+              <w:t>0</w:t>
+            </w:r>
+          </w:p>
+        </w:tc>
+        <w:tc>
+          <w:tcPr>
+            <w:tcW w:w="957" w:type="dxa"/>
+          </w:tcPr>
+          <w:p>
+            <w:pPr>
+              <w:rPr>
+                <w:lang w:val="en-US"/>
+              </w:rPr>
+            </w:pPr>
+            <w:r>
+              <w:rPr>
+                <w:lang w:val="en-US"/>
+              </w:rPr>
+              <w:t>0</w:t>
+            </w:r>
+          </w:p>
+        </w:tc>
+        <w:tc>
+          <w:tcPr>
+            <w:tcW w:w="958" w:type="dxa"/>
+          </w:tcPr>
+          <w:p>
+            <w:pPr>
+              <w:rPr>
+                <w:lang w:val="en-US"/>
+              </w:rPr>
+            </w:pPr>
+            <w:r>
+              <w:rPr>
+                <w:lang w:val="en-US"/>
+              </w:rPr>
+              <w:t>0</w:t>
+            </w:r>
+          </w:p>
+        </w:tc>
+        <w:tc>
+          <w:tcPr>
+            <w:tcW w:w="958" w:type="dxa"/>
+          </w:tcPr>
+          <w:p>
+            <w:pPr>
+              <w:rPr>
+                <w:lang w:val="en-US"/>
+              </w:rPr>
+            </w:pPr>
+            <w:r>
+              <w:rPr>
+                <w:lang w:val="en-US"/>
+              </w:rPr>
+              <w:t>0</w:t>
+            </w:r>
+          </w:p>
+        </w:tc>
+        <w:tc>
+          <w:tcPr>
+            <w:tcW w:w="958" w:type="dxa"/>
+          </w:tcPr>
+          <w:p>
+            <w:pPr>
+              <w:rPr>
+                <w:lang w:val="en-US"/>
+              </w:rPr>
+            </w:pPr>
+            <w:r>
+              <w:rPr>
+                <w:lang w:val="en-US"/>
+              </w:rPr>
+              <w:t>0</w:t>
+            </w:r>
+          </w:p>
+        </w:tc>
+        <w:tc>
+          <w:tcPr>
+            <w:tcW w:w="911" w:type="dxa"/>
+            <w:shd w:val="clear" w:color="auto" w:fill="FFCCCC"/>
+          </w:tcPr>
+          <w:p>
+            <w:pPr>
+              <w:rPr>
+                <w:lang w:val="en-US"/>
+              </w:rPr>
+            </w:pPr>
+            <w:r>
+              <w:rPr>
+                <w:lang w:val="en-US"/>
+              </w:rPr>
+              <w:t>G</w:t>
+            </w:r>
+          </w:p>
+        </w:tc>
+        <w:tc>
+          <w:tcPr>
+            <w:tcW w:w="911" w:type="dxa"/>
+          </w:tcPr>
+          <w:p>
+            <w:pPr>
+              <w:rPr>
+                <w:lang w:val="en-US"/>
+              </w:rPr>
+            </w:pPr>
+            <w:r>
+              <w:rPr>
+                <w:lang w:val="en-US"/>
+              </w:rPr>
+              <w:t>0</w:t>
+            </w:r>
+          </w:p>
+        </w:tc>
+        <w:tc>
+          <w:tcPr>
+            <w:tcW w:w="856" w:type="dxa"/>
+          </w:tcPr>
+          <w:p>
+            <w:pPr>
+              <w:rPr>
+                <w:lang w:val="en-US"/>
+              </w:rPr>
+            </w:pPr>
+            <w:r>
+              <w:rPr>
+                <w:lang w:val="en-US"/>
+              </w:rPr>
+              <w:t>0</w:t>
+            </w:r>
+          </w:p>
+        </w:tc>
+        <w:tc>
+          <w:tcPr>
+            <w:tcW w:w="856" w:type="dxa"/>
+          </w:tcPr>
+          <w:p>
+            <w:pPr>
+              <w:rPr>
+                <w:lang w:val="en-US"/>
+              </w:rPr>
+            </w:pPr>
+            <w:r>
+              <w:rPr>
+                <w:lang w:val="en-US"/>
+              </w:rPr>
+              <w:t>0</w:t>
+            </w:r>
+          </w:p>
+        </w:tc>
+      </w:tr>
+      <w:tr>
+        <w:tc>
+          <w:tcPr>
+            <w:tcW w:w="914" w:type="dxa"/>
+          </w:tcPr>
+          <w:p>
+            <w:pPr>
+              <w:rPr>
+                <w:lang w:val="en-US"/>
+              </w:rPr>
+            </w:pPr>
+            <w:r>
+              <w:rPr>
+                <w:lang w:val="en-US"/>
+              </w:rPr>
+              <w:t>1</w:t>
+            </w:r>
+          </w:p>
+        </w:tc>
+        <w:tc>
+          <w:tcPr>
+            <w:tcW w:w="912" w:type="dxa"/>
+          </w:tcPr>
+          <w:p>
+            <w:pPr>
+              <w:rPr>
+                <w:lang w:val="en-US"/>
+              </w:rPr>
+            </w:pPr>
+            <w:r>
+              <w:rPr>
+                <w:lang w:val="en-US"/>
+              </w:rPr>
+              <w:t>0</w:t>
+            </w:r>
+          </w:p>
+        </w:tc>
+        <w:tc>
+          <w:tcPr>
+            <w:tcW w:w="905" w:type="dxa"/>
+          </w:tcPr>
+          <w:p>
+            <w:pPr>
+              <w:rPr>
+                <w:lang w:val="en-US"/>
+              </w:rPr>
+            </w:pPr>
+            <w:r>
+              <w:rPr>
+                <w:lang w:val="en-US"/>
+              </w:rPr>
+              <w:t>1</w:t>
+            </w:r>
+          </w:p>
+        </w:tc>
+        <w:tc>
+          <w:tcPr>
+            <w:tcW w:w="957" w:type="dxa"/>
+          </w:tcPr>
+          <w:p>
+            <w:pPr>
+              <w:rPr>
+                <w:lang w:val="en-US"/>
+              </w:rPr>
+            </w:pPr>
+            <w:r>
+              <w:rPr>
+                <w:lang w:val="en-US"/>
+              </w:rPr>
+              <w:t>0</w:t>
+            </w:r>
+          </w:p>
+        </w:tc>
+        <w:tc>
+          <w:tcPr>
+            <w:tcW w:w="958" w:type="dxa"/>
+          </w:tcPr>
+          <w:p>
+            <w:pPr>
+              <w:rPr>
+                <w:lang w:val="en-US"/>
+              </w:rPr>
+            </w:pPr>
+            <w:r>
+              <w:rPr>
+                <w:lang w:val="en-US"/>
+              </w:rPr>
+              <w:t>0</w:t>
+            </w:r>
+          </w:p>
+        </w:tc>
+        <w:tc>
+          <w:tcPr>
+            <w:tcW w:w="958" w:type="dxa"/>
+          </w:tcPr>
+          <w:p>
+            <w:pPr>
+              <w:rPr>
+                <w:lang w:val="en-US"/>
+              </w:rPr>
+            </w:pPr>
+            <w:r>
+              <w:rPr>
+                <w:lang w:val="en-US"/>
+              </w:rPr>
+              <w:t>0</w:t>
+            </w:r>
+          </w:p>
+        </w:tc>
+        <w:tc>
+          <w:tcPr>
+            <w:tcW w:w="958" w:type="dxa"/>
+          </w:tcPr>
+          <w:p>
+            <w:pPr>
+              <w:rPr>
+                <w:lang w:val="en-US"/>
+              </w:rPr>
+            </w:pPr>
+            <w:r>
+              <w:rPr>
+                <w:lang w:val="en-US"/>
+              </w:rPr>
+              <w:t>0</w:t>
+            </w:r>
+          </w:p>
+        </w:tc>
+        <w:tc>
+          <w:tcPr>
+            <w:tcW w:w="911" w:type="dxa"/>
+          </w:tcPr>
+          <w:p>
+            <w:pPr>
+              <w:rPr>
+                <w:lang w:val="en-US"/>
+              </w:rPr>
+            </w:pPr>
+            <w:r>
+              <w:rPr>
+                <w:lang w:val="en-US"/>
+              </w:rPr>
+              <w:t>0</w:t>
+            </w:r>
+          </w:p>
+        </w:tc>
+        <w:tc>
+          <w:tcPr>
+            <w:tcW w:w="911" w:type="dxa"/>
+            <w:shd w:val="clear" w:color="auto" w:fill="FFCCCC"/>
+          </w:tcPr>
+          <w:p>
+            <w:pPr>
+              <w:rPr>
+                <w:lang w:val="en-US"/>
+              </w:rPr>
+            </w:pPr>
+            <w:r>
+              <w:rPr>
+                <w:lang w:val="en-US"/>
+              </w:rPr>
+              <w:t>G</w:t>
+            </w:r>
+          </w:p>
+        </w:tc>
+        <w:tc>
+          <w:tcPr>
+            <w:tcW w:w="856" w:type="dxa"/>
+          </w:tcPr>
+          <w:p>
+            <w:pPr>
+              <w:rPr>
+                <w:lang w:val="en-US"/>
+              </w:rPr>
+            </w:pPr>
+            <w:r>
+              <w:rPr>
+                <w:lang w:val="en-US"/>
+              </w:rPr>
+              <w:t>0</w:t>
+            </w:r>
+          </w:p>
+        </w:tc>
+        <w:tc>
+          <w:tcPr>
+            <w:tcW w:w="856" w:type="dxa"/>
+          </w:tcPr>
+          <w:p>
+            <w:pPr>
+              <w:rPr>
+                <w:lang w:val="en-US"/>
+              </w:rPr>
+            </w:pPr>
+            <w:r>
+              <w:rPr>
+                <w:lang w:val="en-US"/>
+              </w:rPr>
+              <w:t>0</w:t>
+            </w:r>
+          </w:p>
+        </w:tc>
+      </w:tr>
+      <w:tr>
+        <w:tc>
+          <w:tcPr>
+            <w:tcW w:w="914" w:type="dxa"/>
+          </w:tcPr>
+          <w:p>
+            <w:pPr>
+              <w:rPr>
+                <w:lang w:val="en-US"/>
+              </w:rPr>
+            </w:pPr>
+            <w:r>
+              <w:rPr>
+                <w:lang w:val="en-US"/>
+              </w:rPr>
+              <w:t>1</w:t>
+            </w:r>
+          </w:p>
+        </w:tc>
+        <w:tc>
+          <w:tcPr>
+            <w:tcW w:w="912" w:type="dxa"/>
+          </w:tcPr>
+          <w:p>
+            <w:pPr>
+              <w:rPr>
+                <w:lang w:val="en-US"/>
+              </w:rPr>
+            </w:pPr>
+            <w:r>
+              <w:rPr>
+                <w:lang w:val="en-US"/>
+              </w:rPr>
+              <w:t>1</w:t>
+            </w:r>
+          </w:p>
+        </w:tc>
+        <w:tc>
+          <w:tcPr>
+            <w:tcW w:w="905" w:type="dxa"/>
+          </w:tcPr>
+          <w:p>
+            <w:pPr>
+              <w:rPr>
+                <w:lang w:val="en-US"/>
+              </w:rPr>
+            </w:pPr>
+            <w:r>
+              <w:rPr>
+                <w:lang w:val="en-US"/>
+              </w:rPr>
+              <w:t>0</w:t>
+            </w:r>
+          </w:p>
+        </w:tc>
+        <w:tc>
+          <w:tcPr>
+            <w:tcW w:w="957" w:type="dxa"/>
+          </w:tcPr>
+          <w:p>
+            <w:pPr>
+              <w:rPr>
+                <w:lang w:val="en-US"/>
+              </w:rPr>
+            </w:pPr>
+            <w:r>
+              <w:rPr>
+                <w:lang w:val="en-US"/>
+              </w:rPr>
+              <w:t>0</w:t>
+            </w:r>
+          </w:p>
+        </w:tc>
+        <w:tc>
+          <w:tcPr>
+            <w:tcW w:w="958" w:type="dxa"/>
+          </w:tcPr>
+          <w:p>
+            <w:pPr>
+              <w:rPr>
+                <w:lang w:val="en-US"/>
+              </w:rPr>
+            </w:pPr>
+            <w:r>
+              <w:rPr>
+                <w:lang w:val="en-US"/>
+              </w:rPr>
+              <w:t>0</w:t>
+            </w:r>
+          </w:p>
+        </w:tc>
+        <w:tc>
+          <w:tcPr>
+            <w:tcW w:w="958" w:type="dxa"/>
+          </w:tcPr>
+          <w:p>
+            <w:pPr>
+              <w:rPr>
+                <w:lang w:val="en-US"/>
+              </w:rPr>
+            </w:pPr>
+            <w:r>
+              <w:rPr>
+                <w:lang w:val="en-US"/>
+              </w:rPr>
+              <w:t>0</w:t>
+            </w:r>
+          </w:p>
+        </w:tc>
+        <w:tc>
+          <w:tcPr>
+            <w:tcW w:w="958" w:type="dxa"/>
+          </w:tcPr>
+          <w:p>
+            <w:pPr>
+              <w:rPr>
+                <w:lang w:val="en-US"/>
+              </w:rPr>
+            </w:pPr>
+            <w:r>
+              <w:rPr>
+                <w:lang w:val="en-US"/>
+              </w:rPr>
+              <w:t>0</w:t>
+            </w:r>
+          </w:p>
+        </w:tc>
+        <w:tc>
+          <w:tcPr>
+            <w:tcW w:w="911" w:type="dxa"/>
+          </w:tcPr>
+          <w:p>
+            <w:pPr>
+              <w:rPr>
+                <w:lang w:val="en-US"/>
+              </w:rPr>
+            </w:pPr>
+            <w:r>
+              <w:rPr>
+                <w:lang w:val="en-US"/>
+              </w:rPr>
+              <w:t>0</w:t>
+            </w:r>
+          </w:p>
+        </w:tc>
+        <w:tc>
+          <w:tcPr>
+            <w:tcW w:w="911" w:type="dxa"/>
+          </w:tcPr>
+          <w:p>
+            <w:pPr>
+              <w:rPr>
+                <w:lang w:val="en-US"/>
+              </w:rPr>
+            </w:pPr>
+            <w:r>
+              <w:rPr>
+                <w:lang w:val="en-US"/>
+              </w:rPr>
+              <w:t>0</w:t>
+            </w:r>
+          </w:p>
+        </w:tc>
+        <w:tc>
+          <w:tcPr>
+            <w:tcW w:w="856" w:type="dxa"/>
+            <w:shd w:val="clear" w:color="auto" w:fill="FFCCCC"/>
+          </w:tcPr>
+          <w:p>
+            <w:pPr>
+              <w:rPr>
+                <w:lang w:val="en-US"/>
+              </w:rPr>
+            </w:pPr>
+            <w:r>
+              <w:rPr>
+                <w:lang w:val="en-US"/>
+              </w:rPr>
+              <w:t>G</w:t>
+            </w:r>
+          </w:p>
+        </w:tc>
+        <w:tc>
+          <w:tcPr>
+            <w:tcW w:w="856" w:type="dxa"/>
+          </w:tcPr>
+          <w:p>
+            <w:pPr>
+              <w:rPr>
+                <w:lang w:val="en-US"/>
+              </w:rPr>
+            </w:pPr>
+            <w:r>
+              <w:rPr>
+                <w:lang w:val="en-US"/>
+              </w:rPr>
+              <w:t>0</w:t>
+            </w:r>
+          </w:p>
+        </w:tc>
+      </w:tr>
+      <w:tr>
+        <w:tc>
+          <w:tcPr>
+            <w:tcW w:w="914" w:type="dxa"/>
+          </w:tcPr>
+          <w:p>
+            <w:pPr>
+              <w:rPr>
+                <w:lang w:val="en-US"/>
+              </w:rPr>
+            </w:pPr>
+            <w:r>
+              <w:rPr>
+                <w:lang w:val="en-US"/>
+              </w:rPr>
+              <w:t>1</w:t>
+            </w:r>
+          </w:p>
+        </w:tc>
+        <w:tc>
+          <w:tcPr>
+            <w:tcW w:w="912" w:type="dxa"/>
+          </w:tcPr>
+          <w:p>
+            <w:pPr>
+              <w:rPr>
+                <w:lang w:val="en-US"/>
+              </w:rPr>
+            </w:pPr>
+            <w:r>
+              <w:rPr>
+                <w:lang w:val="en-US"/>
+              </w:rPr>
+              <w:t>1</w:t>
+            </w:r>
+          </w:p>
+        </w:tc>
+        <w:tc>
+          <w:tcPr>
+            <w:tcW w:w="905" w:type="dxa"/>
+          </w:tcPr>
+          <w:p>
+            <w:pPr>
+              <w:rPr>
+                <w:lang w:val="en-US"/>
+              </w:rPr>
+            </w:pPr>
+            <w:r>
+              <w:rPr>
+                <w:lang w:val="en-US"/>
+              </w:rPr>
+              <w:t>1</w:t>
+            </w:r>
+          </w:p>
+        </w:tc>
+        <w:tc>
+          <w:tcPr>
+            <w:tcW w:w="957" w:type="dxa"/>
+          </w:tcPr>
+          <w:p>
+            <w:pPr>
+              <w:rPr>
+                <w:lang w:val="en-US"/>
+              </w:rPr>
+            </w:pPr>
+            <w:r>
+              <w:rPr>
+                <w:lang w:val="en-US"/>
+              </w:rPr>
+              <w:t>0</w:t>
+            </w:r>
+          </w:p>
+        </w:tc>
+        <w:tc>
+          <w:tcPr>
+            <w:tcW w:w="958" w:type="dxa"/>
+          </w:tcPr>
+          <w:p>
+            <w:pPr>
+              <w:rPr>
+                <w:lang w:val="en-US"/>
+              </w:rPr>
+            </w:pPr>
+            <w:r>
+              <w:rPr>
+                <w:lang w:val="en-US"/>
+              </w:rPr>
+              <w:t>0</w:t>
+            </w:r>
+          </w:p>
+        </w:tc>
+        <w:tc>
+          <w:tcPr>
+            <w:tcW w:w="958" w:type="dxa"/>
+          </w:tcPr>
+          <w:p>
+            <w:pPr>
+              <w:rPr>
+                <w:lang w:val="en-US"/>
+              </w:rPr>
+            </w:pPr>
+            <w:r>
+              <w:rPr>
+                <w:lang w:val="en-US"/>
+              </w:rPr>
+              <w:t>0</w:t>
+            </w:r>
+          </w:p>
+        </w:tc>
+        <w:tc>
+          <w:tcPr>
+            <w:tcW w:w="958" w:type="dxa"/>
+          </w:tcPr>
+          <w:p>
+            <w:pPr>
+              <w:rPr>
+                <w:lang w:val="en-US"/>
+              </w:rPr>
+            </w:pPr>
+            <w:r>
+              <w:rPr>
+                <w:lang w:val="en-US"/>
+              </w:rPr>
+              <w:t>0</w:t>
+            </w:r>
+          </w:p>
+        </w:tc>
+        <w:tc>
+          <w:tcPr>
+            <w:tcW w:w="911" w:type="dxa"/>
+          </w:tcPr>
+          <w:p>
+            <w:pPr>
+              <w:rPr>
+                <w:lang w:val="en-US"/>
+              </w:rPr>
+            </w:pPr>
+            <w:r>
+              <w:rPr>
+                <w:lang w:val="en-US"/>
+              </w:rPr>
+              <w:t>0</w:t>
+            </w:r>
+          </w:p>
+        </w:tc>
+        <w:tc>
+          <w:tcPr>
+            <w:tcW w:w="911" w:type="dxa"/>
+          </w:tcPr>
+          <w:p>
+            <w:pPr>
+              <w:rPr>
+                <w:lang w:val="en-US"/>
+              </w:rPr>
+            </w:pPr>
+            <w:r>
+              <w:rPr>
+                <w:lang w:val="en-US"/>
+              </w:rPr>
+              <w:t>0</w:t>
+            </w:r>
+          </w:p>
+        </w:tc>
+        <w:tc>
+          <w:tcPr>
+            <w:tcW w:w="856" w:type="dxa"/>
+          </w:tcPr>
+          <w:p>
+            <w:pPr>
+              <w:rPr>
+                <w:lang w:val="en-US"/>
+              </w:rPr>
+            </w:pPr>
+            <w:r>
+              <w:rPr>
+                <w:lang w:val="en-US"/>
+              </w:rPr>
+              <w:t>0</w:t>
+            </w:r>
+          </w:p>
+        </w:tc>
+        <w:tc>
+          <w:tcPr>
+            <w:tcW w:w="856" w:type="dxa"/>
+            <w:shd w:val="clear" w:color="auto" w:fill="FFCCCC"/>
+          </w:tcPr>
+          <w:p>
+            <w:pPr>
+              <w:rPr>
+                <w:lang w:val="en-US"/>
+              </w:rPr>
+            </w:pPr>
+            <w:r>
+              <w:rPr>
+                <w:lang w:val="en-US"/>
+              </w:rPr>
+              <w:t>G</w:t>
+            </w:r>
+          </w:p>
+        </w:tc>
+      </w:tr>
+    </w:tbl>
+    <w:p>
+      <w:pPr>
+        <w:ind w:left="360"/>
+        <w:rPr>
+          <w:lang w:val="en-US"/>
+        </w:rPr>
+      </w:pPr>
+    </w:p>
+    <w:p>
+      <w:pPr>
+        <w:ind w:left="360"/>
+      </w:pPr>
+      <w:r>
+        <w:rPr>
+          <w:lang w:val="en-US"/>
+        </w:rPr>
+        <w:t>G</w:t>
+      </w:r>
+      <w:r>
+        <w:t xml:space="preserve"> – </w:t>
+      </w:r>
+      <w:r>
+        <w:t>Вход разрешающий работу дешифратора. Сигнал на этом входе может передаваться на выход, определяемый адресными входными сигналами</w:t>
       </w:r>
       <w:bookmarkStart w:id="0" w:name="_GoBack"/>
       <w:bookmarkEnd w:id="0"/>
